--- a/content/CP1972/CP1972-7.docx
+++ b/content/CP1972/CP1972-7.docx
@@ -233,7 +233,7 @@
                           <pic:cNvPicPr/>
                         </pic:nvPicPr>
                         <pic:blipFill>
-                          <a:blip r:link="rId25"/>
+                          <a:blip r:embed="rId25"/>
                           <a:stretch>
                             <a:fillRect/>
                           </a:stretch>
@@ -683,7 +683,7 @@
                           <pic:cNvPicPr/>
                         </pic:nvPicPr>
                         <pic:blipFill>
-                          <a:blip r:link="rId26"/>
+                          <a:blip r:embed="rId26"/>
                           <a:stretch>
                             <a:fillRect/>
                           </a:stretch>
@@ -1166,7 +1166,7 @@
                           <pic:cNvPicPr/>
                         </pic:nvPicPr>
                         <pic:blipFill>
-                          <a:blip r:link="rId27"/>
+                          <a:blip r:embed="rId27"/>
                           <a:stretch>
                             <a:fillRect/>
                           </a:stretch>
@@ -1312,7 +1312,7 @@
                     <pic:cNvPicPr/>
                   </pic:nvPicPr>
                   <pic:blipFill>
-                    <a:blip r:link="rId28"/>
+                    <a:blip r:embed="rId28"/>
                     <a:stretch>
                       <a:fillRect/>
                     </a:stretch>
@@ -1707,7 +1707,7 @@
                           <pic:cNvPicPr/>
                         </pic:nvPicPr>
                         <pic:blipFill>
-                          <a:blip r:link="rId29"/>
+                          <a:blip r:embed="rId29"/>
                           <a:stretch>
                             <a:fillRect/>
                           </a:stretch>
@@ -1862,7 +1862,7 @@
                     <pic:cNvPicPr/>
                   </pic:nvPicPr>
                   <pic:blipFill>
-                    <a:blip r:link="rId30"/>
+                    <a:blip r:embed="rId30"/>
                     <a:stretch>
                       <a:fillRect/>
                     </a:stretch>
@@ -2190,7 +2190,7 @@
                           <pic:cNvPicPr/>
                         </pic:nvPicPr>
                         <pic:blipFill>
-                          <a:blip r:link="rId31"/>
+                          <a:blip r:embed="rId31"/>
                           <a:stretch>
                             <a:fillRect/>
                           </a:stretch>
@@ -2409,7 +2409,7 @@
                     <pic:cNvPicPr/>
                   </pic:nvPicPr>
                   <pic:blipFill>
-                    <a:blip r:link="rId32"/>
+                    <a:blip r:embed="rId32"/>
                     <a:stretch>
                       <a:fillRect/>
                     </a:stretch>

--- a/content/CP1972/CP1972-7.docx
+++ b/content/CP1972/CP1972-7.docx
@@ -233,7 +233,7 @@
                           <pic:cNvPicPr/>
                         </pic:nvPicPr>
                         <pic:blipFill>
-                          <a:blip r:embed="rId25"/>
+                          <a:blip r:link="rId25"/>
                           <a:stretch>
                             <a:fillRect/>
                           </a:stretch>
@@ -683,7 +683,7 @@
                           <pic:cNvPicPr/>
                         </pic:nvPicPr>
                         <pic:blipFill>
-                          <a:blip r:embed="rId26"/>
+                          <a:blip r:link="rId26"/>
                           <a:stretch>
                             <a:fillRect/>
                           </a:stretch>
@@ -1166,7 +1166,7 @@
                           <pic:cNvPicPr/>
                         </pic:nvPicPr>
                         <pic:blipFill>
-                          <a:blip r:embed="rId27"/>
+                          <a:blip r:link="rId27"/>
                           <a:stretch>
                             <a:fillRect/>
                           </a:stretch>
@@ -1312,7 +1312,7 @@
                     <pic:cNvPicPr/>
                   </pic:nvPicPr>
                   <pic:blipFill>
-                    <a:blip r:embed="rId28"/>
+                    <a:blip r:link="rId28"/>
                     <a:stretch>
                       <a:fillRect/>
                     </a:stretch>
@@ -1707,7 +1707,7 @@
                           <pic:cNvPicPr/>
                         </pic:nvPicPr>
                         <pic:blipFill>
-                          <a:blip r:embed="rId29"/>
+                          <a:blip r:link="rId29"/>
                           <a:stretch>
                             <a:fillRect/>
                           </a:stretch>
@@ -1862,7 +1862,7 @@
                     <pic:cNvPicPr/>
                   </pic:nvPicPr>
                   <pic:blipFill>
-                    <a:blip r:embed="rId30"/>
+                    <a:blip r:link="rId30"/>
                     <a:stretch>
                       <a:fillRect/>
                     </a:stretch>
@@ -2190,7 +2190,7 @@
                           <pic:cNvPicPr/>
                         </pic:nvPicPr>
                         <pic:blipFill>
-                          <a:blip r:embed="rId31"/>
+                          <a:blip r:link="rId31"/>
                           <a:stretch>
                             <a:fillRect/>
                           </a:stretch>
@@ -2409,7 +2409,7 @@
                     <pic:cNvPicPr/>
                   </pic:nvPicPr>
                   <pic:blipFill>
-                    <a:blip r:embed="rId32"/>
+                    <a:blip r:link="rId32"/>
                     <a:stretch>
                       <a:fillRect/>
                     </a:stretch>

--- a/content/CP1972/CP1972-7.docx
+++ b/content/CP1972/CP1972-7.docx
@@ -219,7 +219,7 @@
                 <w:noProof/>
               </w:rPr>
               <w:drawing>
-                <wp:inline distT="0" distB="0" distL="0" distR="0" wp14:anchorId="1ED9DD5B" wp14:editId="3156BF24">
+                <wp:inline distT="0" distB="0" distL="0" distR="0" wp14:anchorId="1ED9DD5B" wp14:editId="3CBFDD9E">
                   <wp:extent cx="2023511" cy="1822035"/>
                   <wp:effectExtent l="0" t="0" r="0" b="6985"/>
                   <wp:docPr id="336411724" name="bubble level.png"/>
@@ -234,7 +234,7 @@
                           <pic:cNvPicPr/>
                         </pic:nvPicPr>
                         <pic:blipFill>
-                          <a:blip r:link="rId8"/>
+                          <a:blip r:embed="rId8" r:link="rId9"/>
                           <a:stretch>
                             <a:fillRect/>
                           </a:stretch>
@@ -431,7 +431,15 @@
         </w:numPr>
       </w:pPr>
       <w:r>
-        <w:t>A way of altering the set temperature with either switches or graphical display touch areas ‘+’ and ‘-‘.</w:t>
+        <w:t>A way of altering the set temperature with either switches or graphical display touch areas ‘+’ and ‘</w:t>
+      </w:r>
+      <w:proofErr w:type="gramStart"/>
+      <w:r>
+        <w:t>-‘</w:t>
+      </w:r>
+      <w:proofErr w:type="gramEnd"/>
+      <w:r>
+        <w:t>.</w:t>
       </w:r>
     </w:p>
     <w:p>
@@ -498,7 +506,7 @@
       </w:r>
     </w:p>
     <w:sectPr>
-      <w:footerReference w:type="default" r:id="rId9"/>
+      <w:footerReference w:type="default" r:id="rId10"/>
       <w:type w:val="continuous"/>
       <w:pgSz w:w="11906" w:h="16838"/>
       <w:pgMar w:top="907" w:right="567" w:bottom="567" w:left="567" w:header="709" w:footer="709" w:gutter="0"/>
